--- a/06-学生侧材料/讲义/_数学工具/第5讲：偏导与全微分——当化学量不止依赖一个变量（Word清稿）.docx
+++ b/06-学生侧材料/讲义/_数学工具/第5讲：偏导与全微分——当化学量不止依赖一个变量（Word清稿）.docx
@@ -2,7 +2,7 @@
 <file path=word/document.xml><?xml version="1.0" encoding="utf-8"?>
 <w:document xmlns:w="http://schemas.openxmlformats.org/wordprocessingml/2006/main" xmlns:m="http://schemas.openxmlformats.org/officeDocument/2006/math" xmlns:r="http://schemas.openxmlformats.org/officeDocument/2006/relationships" xmlns:o="urn:schemas-microsoft-com:office:office" xmlns:v="urn:schemas-microsoft-com:vml" xmlns:w10="urn:schemas-microsoft-com:office:word" xmlns:a="http://schemas.openxmlformats.org/drawingml/2006/main" xmlns:pic="http://schemas.openxmlformats.org/drawingml/2006/picture" xmlns:wp="http://schemas.openxmlformats.org/drawingml/2006/wordprocessingDrawing">
   <w:body>
-    <w:bookmarkStart w:id="48" w:name="第5讲偏导与全微分当化学量不止依赖一个变量"/>
+    <w:bookmarkStart w:id="49" w:name="第5讲偏导与全微分当化学量不止依赖一个变量"/>
     <w:p>
       <w:pPr>
         <w:pStyle w:val="Heading1"/>
@@ -16237,7 +16237,465 @@
     </w:p>
     <w:bookmarkEnd w:id="38"/>
     <w:bookmarkEnd w:id="39"/>
-    <w:bookmarkStart w:id="40" w:name="九核心公式速查"/>
+    <w:bookmarkStart w:id="40" w:name="本讲小结"/>
+    <w:p>
+      <w:pPr>
+        <w:pStyle w:val="Heading2"/>
+        <w:spacing w:before="280" w:after="120"/>
+      </w:pPr>
+      <w:r>
+        <w:rPr>
+          <w:rFonts w:hint="eastAsia" w:ascii="Times New Roman" w:hAnsi="Times New Roman" w:eastAsia="SimHei" w:cs="Times New Roman"/>
+        </w:rPr>
+        <w:t xml:space="preserve">本讲小结</w:t>
+      </w:r>
+    </w:p>
+    <w:p>
+      <w:pPr>
+        <w:pStyle w:val="FirstParagraph"/>
+      </w:pPr>
+      <w:r>
+        <w:rPr>
+          <w:rFonts w:hint="eastAsia" w:ascii="Times New Roman" w:hAnsi="Times New Roman" w:eastAsia="FangSong" w:cs="Times New Roman"/>
+        </w:rPr>
+        <w:t>本讲主线</w:t>
+      </w:r>
+      <w:r>
+        <w:rPr>
+          <w:rFonts w:hint="eastAsia" w:ascii="Times New Roman" w:hAnsi="Times New Roman" w:eastAsia="Times New Roman" w:cs="Times New Roman"/>
+        </w:rPr>
+        <w:t>：</w:t>
+      </w:r>
+      <w:r>
+        <w:rPr>
+          <w:rFonts w:hint="eastAsia" w:ascii="Times New Roman" w:hAnsi="Times New Roman" w:eastAsia="FangSong" w:cs="Times New Roman"/>
+          <w:b/>
+          <w:bCs/>
+        </w:rPr>
+        <w:t>状态函数是多元函数</w:t>
+      </w:r>
+      <w:r>
+        <w:rPr>
+          <w:rFonts w:hint="eastAsia" w:ascii="Times New Roman" w:hAnsi="Times New Roman" w:eastAsia="Times New Roman" w:cs="Times New Roman"/>
+          <w:b/>
+          <w:bCs/>
+        </w:rPr>
+        <w:t>，</w:t>
+      </w:r>
+      <w:r>
+        <w:rPr>
+          <w:rFonts w:hint="eastAsia" w:ascii="Times New Roman" w:hAnsi="Times New Roman" w:eastAsia="FangSong" w:cs="Times New Roman"/>
+          <w:b/>
+          <w:bCs/>
+        </w:rPr>
+        <w:t>偏导是它在每个方向上的斜率</w:t>
+      </w:r>
+      <w:r>
+        <w:rPr>
+          <w:rFonts w:hint="eastAsia" w:ascii="Times New Roman" w:hAnsi="Times New Roman" w:eastAsia="Times New Roman" w:cs="Times New Roman"/>
+          <w:b/>
+          <w:bCs/>
+        </w:rPr>
+        <w:t>，</w:t>
+      </w:r>
+      <w:r>
+        <w:rPr>
+          <w:rFonts w:hint="eastAsia" w:ascii="Times New Roman" w:hAnsi="Times New Roman" w:eastAsia="FangSong" w:cs="Times New Roman"/>
+          <w:b/>
+          <w:bCs/>
+        </w:rPr>
+        <w:t>全微分把所有方向的变化加总</w:t>
+      </w:r>
+      <w:r>
+        <w:rPr>
+          <w:rFonts w:ascii="Times New Roman" w:hAnsi="Times New Roman" w:eastAsia="Times New Roman" w:cs="Times New Roman"/>
+        </w:rPr>
+        <w:t xml:space="preserve">。</w:t>
+      </w:r>
+    </w:p>
+    <w:p>
+      <w:pPr>
+        <w:pStyle w:val="Compact"/>
+        <w:numPr>
+          <w:ilvl w:val="0"/>
+          <w:numId w:val="1004"/>
+        </w:numPr>
+      </w:pPr>
+      <w:r>
+        <w:rPr>
+          <w:rFonts w:hint="eastAsia" w:ascii="Times New Roman" w:hAnsi="Times New Roman" w:eastAsia="FangSong" w:cs="Times New Roman"/>
+          <w:b/>
+          <w:bCs/>
+        </w:rPr>
+        <w:t xml:space="preserve">偏导计算</w:t>
+      </w:r>
+      <w:r>
+        <w:rPr>
+          <w:rFonts w:hint="eastAsia" w:ascii="Times New Roman" w:hAnsi="Times New Roman" w:eastAsia="Times New Roman" w:cs="Times New Roman"/>
+        </w:rPr>
+        <w:t>：</w:t>
+      </w:r>
+      <w:r>
+        <w:rPr>
+          <w:rFonts w:hint="eastAsia" w:ascii="Times New Roman" w:hAnsi="Times New Roman" w:eastAsia="FangSong" w:cs="Times New Roman"/>
+        </w:rPr>
+        <w:t>把其他变量当常数</w:t>
+      </w:r>
+      <w:r>
+        <w:rPr>
+          <w:rFonts w:hint="eastAsia" w:ascii="Times New Roman" w:hAnsi="Times New Roman" w:eastAsia="Times New Roman" w:cs="Times New Roman"/>
+        </w:rPr>
+        <w:t>，</w:t>
+      </w:r>
+      <w:r>
+        <w:rPr>
+          <w:rFonts w:hint="eastAsia" w:ascii="Times New Roman" w:hAnsi="Times New Roman" w:eastAsia="FangSong" w:cs="Times New Roman"/>
+        </w:rPr>
+        <w:t>对目标变量求导</w:t>
+      </w:r>
+      <w:r>
+        <w:rPr>
+          <w:rFonts w:hint="eastAsia" w:ascii="Times New Roman" w:hAnsi="Times New Roman" w:eastAsia="Times New Roman" w:cs="Times New Roman"/>
+        </w:rPr>
+        <w:t>；</w:t>
+      </w:r>
+      <w:r>
+        <w:rPr>
+          <w:rFonts w:hint="eastAsia" w:ascii="Times New Roman" w:hAnsi="Times New Roman" w:eastAsia="FangSong" w:cs="Times New Roman"/>
+        </w:rPr>
+        <w:t>记号</w:t>
+      </w:r>
+      <w:r>
+        <w:rPr>
+          <w:rFonts w:ascii="Times New Roman" w:hAnsi="Times New Roman" w:eastAsia="Times New Roman" w:cs="Times New Roman"/>
+        </w:rPr>
+        <w:t xml:space="preserve"> </w:t>
+      </w:r>
+      <w:r>
+        <w:rPr>
+          <w:rStyle w:val="VerbatimChar"/>
+          <w:rFonts w:ascii="Times New Roman" w:hAnsi="Times New Roman" w:eastAsia="Times New Roman" w:cs="Times New Roman"/>
+        </w:rPr>
+        <w:t xml:space="preserve">(∂p/∂T)_V</w:t>
+      </w:r>
+      <w:r>
+        <w:rPr>
+          <w:rFonts w:ascii="Times New Roman" w:hAnsi="Times New Roman" w:eastAsia="Times New Roman" w:cs="Times New Roman"/>
+        </w:rPr>
+        <w:t xml:space="preserve"> </w:t>
+      </w:r>
+      <w:r>
+        <w:rPr>
+          <w:rFonts w:hint="eastAsia" w:ascii="Times New Roman" w:hAnsi="Times New Roman" w:eastAsia="FangSong" w:cs="Times New Roman"/>
+        </w:rPr>
+        <w:t xml:space="preserve">的关键是</w:t>
+      </w:r>
+      <w:r>
+        <w:rPr>
+          <w:rFonts w:hint="eastAsia" w:ascii="Times New Roman" w:hAnsi="Times New Roman" w:eastAsia="FangSong" w:cs="Times New Roman"/>
+          <w:b/>
+          <w:bCs/>
+        </w:rPr>
+        <w:t xml:space="preserve">下标声明谁被固定</w:t>
+      </w:r>
+      <w:r>
+        <w:rPr>
+          <w:rFonts w:ascii="Times New Roman" w:hAnsi="Times New Roman" w:eastAsia="Times New Roman" w:cs="Times New Roman"/>
+        </w:rPr>
+        <w:t xml:space="preserve">。</w:t>
+      </w:r>
+    </w:p>
+    <w:p>
+      <w:pPr>
+        <w:pStyle w:val="Compact"/>
+        <w:numPr>
+          <w:ilvl w:val="0"/>
+          <w:numId w:val="1004"/>
+        </w:numPr>
+      </w:pPr>
+      <w:r>
+        <w:rPr>
+          <w:rFonts w:hint="eastAsia" w:ascii="Times New Roman" w:hAnsi="Times New Roman" w:eastAsia="FangSong" w:cs="Times New Roman"/>
+          <w:b/>
+          <w:bCs/>
+        </w:rPr>
+        <w:t xml:space="preserve">全微分</w:t>
+      </w:r>
+      <w:r>
+        <w:rPr>
+          <w:rFonts w:ascii="Times New Roman" w:hAnsi="Times New Roman" w:eastAsia="Times New Roman" w:cs="Times New Roman"/>
+        </w:rPr>
+        <w:t xml:space="preserve"> </w:t>
+      </w:r>
+      <w:r>
+        <w:rPr>
+          <w:rStyle w:val="VerbatimChar"/>
+          <w:rFonts w:ascii="Times New Roman" w:hAnsi="Times New Roman" w:eastAsia="Times New Roman" w:cs="Times New Roman"/>
+        </w:rPr>
+        <w:t xml:space="preserve">dU = (∂U/∂T)_V dT + (∂U/∂V)_T dV</w:t>
+      </w:r>
+      <w:r>
+        <w:rPr>
+          <w:rFonts w:ascii="Times New Roman" w:hAnsi="Times New Roman" w:eastAsia="Times New Roman" w:cs="Times New Roman"/>
+        </w:rPr>
+        <w:t xml:space="preserve"> </w:t>
+      </w:r>
+      <w:r>
+        <w:rPr>
+          <w:rFonts w:hint="eastAsia" w:ascii="Times New Roman" w:hAnsi="Times New Roman" w:eastAsia="FangSong" w:cs="Times New Roman"/>
+        </w:rPr>
+        <w:t>是两个方向变化的加总</w:t>
+      </w:r>
+      <w:r>
+        <w:rPr>
+          <w:rFonts w:hint="eastAsia" w:ascii="Times New Roman" w:hAnsi="Times New Roman" w:eastAsia="Times New Roman" w:cs="Times New Roman"/>
+        </w:rPr>
+        <w:t>；</w:t>
+      </w:r>
+      <w:r>
+        <w:rPr>
+          <w:rFonts w:hint="eastAsia" w:ascii="Times New Roman" w:hAnsi="Times New Roman" w:eastAsia="FangSong" w:cs="Times New Roman"/>
+          <w:b/>
+          <w:bCs/>
+        </w:rPr>
+        <w:t xml:space="preserve">恰当微分检验</w:t>
+      </w:r>
+      <w:r>
+        <w:rPr>
+          <w:rFonts w:hint="eastAsia" w:ascii="Times New Roman" w:hAnsi="Times New Roman" w:eastAsia="Times New Roman" w:cs="Times New Roman"/>
+        </w:rPr>
+        <w:t>（</w:t>
+      </w:r>
+      <w:r>
+        <w:rPr>
+          <w:rFonts w:hint="eastAsia" w:ascii="Times New Roman" w:hAnsi="Times New Roman" w:eastAsia="FangSong" w:cs="Times New Roman"/>
+        </w:rPr>
+        <w:t>交叉偏导相等</w:t>
+      </w:r>
+      <w:r>
+        <w:rPr>
+          <w:rFonts w:hint="eastAsia" w:ascii="Times New Roman" w:hAnsi="Times New Roman" w:eastAsia="Times New Roman" w:cs="Times New Roman"/>
+        </w:rPr>
+        <w:t>）</w:t>
+      </w:r>
+      <w:r>
+        <w:rPr>
+          <w:rFonts w:hint="eastAsia" w:ascii="Times New Roman" w:hAnsi="Times New Roman" w:eastAsia="FangSong" w:cs="Times New Roman"/>
+        </w:rPr>
+        <w:t>是</w:t>
+      </w:r>
+      <w:r>
+        <w:rPr>
+          <w:rFonts w:hint="eastAsia" w:ascii="Times New Roman" w:hAnsi="Times New Roman" w:eastAsia="Times New Roman" w:cs="Times New Roman"/>
+        </w:rPr>
+        <w:t>「</w:t>
+      </w:r>
+      <w:r>
+        <w:rPr>
+          <w:rFonts w:hint="eastAsia" w:ascii="Times New Roman" w:hAnsi="Times New Roman" w:eastAsia="FangSong" w:cs="Times New Roman"/>
+        </w:rPr>
+        <w:t>这个量是不是状态函数</w:t>
+      </w:r>
+      <w:r>
+        <w:rPr>
+          <w:rFonts w:hint="eastAsia" w:ascii="Times New Roman" w:hAnsi="Times New Roman" w:eastAsia="Times New Roman" w:cs="Times New Roman"/>
+        </w:rPr>
+        <w:t>」</w:t>
+      </w:r>
+      <w:r>
+        <w:rPr>
+          <w:rFonts w:hint="eastAsia" w:ascii="Times New Roman" w:hAnsi="Times New Roman" w:eastAsia="FangSong" w:cs="Times New Roman"/>
+        </w:rPr>
+        <w:t>的试金石</w:t>
+      </w:r>
+      <w:r>
+        <w:rPr>
+          <w:rFonts w:hint="eastAsia" w:ascii="Times New Roman" w:hAnsi="Times New Roman" w:eastAsia="Times New Roman" w:cs="Times New Roman"/>
+        </w:rPr>
+        <w:t>。</w:t>
+      </w:r>
+    </w:p>
+    <w:p>
+      <w:pPr>
+        <w:pStyle w:val="Compact"/>
+        <w:numPr>
+          <w:ilvl w:val="0"/>
+          <w:numId w:val="1004"/>
+        </w:numPr>
+      </w:pPr>
+      <w:r>
+        <w:rPr>
+          <w:rFonts w:ascii="Times New Roman" w:hAnsi="Times New Roman" w:eastAsia="Times New Roman" w:cs="Times New Roman"/>
+          <w:b/>
+          <w:bCs/>
+        </w:rPr>
+        <w:t xml:space="preserve">Maxwell </w:t>
+      </w:r>
+      <w:r>
+        <w:rPr>
+          <w:rFonts w:hint="eastAsia" w:ascii="Times New Roman" w:hAnsi="Times New Roman" w:eastAsia="FangSong" w:cs="Times New Roman"/>
+          <w:b/>
+          <w:bCs/>
+        </w:rPr>
+        <w:t xml:space="preserve">关系</w:t>
+      </w:r>
+      <w:r>
+        <w:rPr>
+          <w:rFonts w:hint="eastAsia" w:ascii="Times New Roman" w:hAnsi="Times New Roman" w:eastAsia="Times New Roman" w:cs="Times New Roman"/>
+        </w:rPr>
+        <w:t>：</w:t>
+      </w:r>
+      <w:r>
+        <w:rPr>
+          <w:rFonts w:hint="eastAsia" w:ascii="Times New Roman" w:hAnsi="Times New Roman" w:eastAsia="FangSong" w:cs="Times New Roman"/>
+        </w:rPr>
+        <w:t>混合偏导相等</w:t>
+      </w:r>
+      <w:r>
+        <w:rPr>
+          <w:rFonts w:ascii="Times New Roman" w:hAnsi="Times New Roman" w:eastAsia="Times New Roman" w:cs="Times New Roman"/>
+        </w:rPr>
+        <w:t xml:space="preserve"> + dU </w:t>
+      </w:r>
+      <w:r>
+        <w:rPr>
+          <w:rFonts w:hint="eastAsia" w:ascii="Times New Roman" w:hAnsi="Times New Roman" w:eastAsia="FangSong" w:cs="Times New Roman"/>
+        </w:rPr>
+        <w:t xml:space="preserve">恰当</w:t>
+      </w:r>
+      <w:r>
+        <w:rPr>
+          <w:rFonts w:ascii="Times New Roman" w:hAnsi="Times New Roman" w:eastAsia="Times New Roman" w:cs="Times New Roman"/>
+        </w:rPr>
+        <w:t xml:space="preserve"> → </w:t>
+      </w:r>
+      <w:r>
+        <w:rPr>
+          <w:rFonts w:hint="eastAsia" w:ascii="Times New Roman" w:hAnsi="Times New Roman" w:eastAsia="FangSong" w:cs="Times New Roman"/>
+        </w:rPr>
+        <w:t>四条关系式</w:t>
+      </w:r>
+      <w:r>
+        <w:rPr>
+          <w:rFonts w:hint="eastAsia" w:ascii="Times New Roman" w:hAnsi="Times New Roman" w:eastAsia="Times New Roman" w:cs="Times New Roman"/>
+        </w:rPr>
+        <w:t>，</w:t>
+      </w:r>
+      <w:r>
+        <w:rPr>
+          <w:rFonts w:hint="eastAsia" w:ascii="Times New Roman" w:hAnsi="Times New Roman" w:eastAsia="FangSong" w:cs="Times New Roman"/>
+        </w:rPr>
+        <w:t>把难测的量换成易测的量</w:t>
+      </w:r>
+      <w:r>
+        <w:rPr>
+          <w:rFonts w:hint="eastAsia" w:ascii="Times New Roman" w:hAnsi="Times New Roman" w:eastAsia="Times New Roman" w:cs="Times New Roman"/>
+        </w:rPr>
+        <w:t>。</w:t>
+      </w:r>
+    </w:p>
+    <w:p>
+      <w:pPr>
+        <w:pStyle w:val="Compact"/>
+        <w:numPr>
+          <w:ilvl w:val="0"/>
+          <w:numId w:val="1004"/>
+        </w:numPr>
+      </w:pPr>
+      <w:r>
+        <w:rPr>
+          <w:rFonts w:hint="eastAsia" w:ascii="Times New Roman" w:hAnsi="Times New Roman" w:eastAsia="FangSong" w:cs="Times New Roman"/>
+          <w:b/>
+          <w:bCs/>
+        </w:rPr>
+        <w:t xml:space="preserve">误差传递</w:t>
+      </w:r>
+      <w:r>
+        <w:rPr>
+          <w:rFonts w:hint="eastAsia" w:ascii="Times New Roman" w:hAnsi="Times New Roman" w:eastAsia="Times New Roman" w:cs="Times New Roman"/>
+        </w:rPr>
+        <w:t>：</w:t>
+      </w:r>
+      <w:r>
+        <w:rPr>
+          <w:rFonts w:hint="eastAsia" w:ascii="Times New Roman" w:hAnsi="Times New Roman" w:eastAsia="FangSong" w:cs="Times New Roman"/>
+        </w:rPr>
+        <w:t>间接量的误差</w:t>
+      </w:r>
+      <w:r>
+        <w:rPr>
+          <w:rFonts w:ascii="Times New Roman" w:hAnsi="Times New Roman" w:eastAsia="Times New Roman" w:cs="Times New Roman"/>
+        </w:rPr>
+        <w:t xml:space="preserve"> = </w:t>
+      </w:r>
+      <w:r>
+        <w:rPr>
+          <w:rFonts w:hint="eastAsia" w:ascii="Times New Roman" w:hAnsi="Times New Roman" w:eastAsia="FangSong" w:cs="Times New Roman"/>
+        </w:rPr>
+        <w:t>各直接量偏导贡献的合成</w:t>
+      </w:r>
+      <w:r>
+        <w:rPr>
+          <w:rFonts w:hint="eastAsia" w:ascii="Times New Roman" w:hAnsi="Times New Roman" w:eastAsia="Times New Roman" w:cs="Times New Roman"/>
+        </w:rPr>
+        <w:t>——</w:t>
+      </w:r>
+      <w:r>
+        <w:rPr>
+          <w:rFonts w:hint="eastAsia" w:ascii="Times New Roman" w:hAnsi="Times New Roman" w:eastAsia="FangSong" w:cs="Times New Roman"/>
+        </w:rPr>
+        <w:t>实验设计与有效数字的数学基础</w:t>
+      </w:r>
+      <w:r>
+        <w:rPr>
+          <w:rFonts w:hint="eastAsia" w:ascii="Times New Roman" w:hAnsi="Times New Roman" w:eastAsia="Times New Roman" w:cs="Times New Roman"/>
+        </w:rPr>
+        <w:t>。</w:t>
+      </w:r>
+    </w:p>
+    <w:p>
+      <w:pPr>
+        <w:pStyle w:val="FirstParagraph"/>
+      </w:pPr>
+      <w:r>
+        <w:rPr>
+          <w:rFonts w:hint="eastAsia" w:ascii="Times New Roman" w:hAnsi="Times New Roman" w:eastAsia="FangSong" w:cs="Times New Roman"/>
+        </w:rPr>
+        <w:t>下一讲</w:t>
+      </w:r>
+      <w:r>
+        <w:rPr>
+          <w:rFonts w:hint="eastAsia" w:ascii="Times New Roman" w:hAnsi="Times New Roman" w:eastAsia="Times New Roman" w:cs="Times New Roman"/>
+        </w:rPr>
+        <w:t>：</w:t>
+      </w:r>
+      <w:r>
+        <w:rPr>
+          <w:rFonts w:hint="eastAsia" w:ascii="Times New Roman" w:hAnsi="Times New Roman" w:eastAsia="FangSong" w:cs="Times New Roman"/>
+        </w:rPr>
+        <w:t>不做精确计算时的两件武器</w:t>
+      </w:r>
+      <w:r>
+        <w:rPr>
+          <w:rFonts w:hint="eastAsia" w:ascii="Times New Roman" w:hAnsi="Times New Roman" w:eastAsia="Times New Roman" w:cs="Times New Roman"/>
+        </w:rPr>
+        <w:t>——</w:t>
+      </w:r>
+      <w:r>
+        <w:rPr>
+          <w:rFonts w:hint="eastAsia" w:ascii="Times New Roman" w:hAnsi="Times New Roman" w:eastAsia="FangSong" w:cs="Times New Roman"/>
+        </w:rPr>
+        <w:t>量纲分析与数量级估算</w:t>
+      </w:r>
+      <w:r>
+        <w:rPr>
+          <w:rFonts w:hint="eastAsia" w:ascii="Times New Roman" w:hAnsi="Times New Roman" w:eastAsia="Times New Roman" w:cs="Times New Roman"/>
+        </w:rPr>
+        <w:t>。</w:t>
+      </w:r>
+    </w:p>
+    <w:bookmarkEnd w:id="40"/>
+    <w:bookmarkStart w:id="41" w:name="九本讲速查"/>
     <w:p>
       <w:pPr>
         <w:pStyle w:val="Heading2"/>
@@ -16259,7 +16717,7 @@
         <w:rPr>
           <w:rFonts w:hint="eastAsia" w:ascii="Times New Roman" w:hAnsi="Times New Roman" w:eastAsia="SimHei" w:cs="Times New Roman"/>
         </w:rPr>
-        <w:t>核心公式速查</w:t>
+        <w:t>本讲速查</w:t>
       </w:r>
     </w:p>
     <w:tbl>
@@ -18255,8 +18713,8 @@
         </w:pict>
       </w:r>
     </w:p>
-    <w:bookmarkEnd w:id="40"/>
-    <w:bookmarkStart w:id="44" w:name="十练习题"/>
+    <w:bookmarkEnd w:id="41"/>
+    <w:bookmarkStart w:id="45" w:name="十练习题"/>
     <w:p>
       <w:pPr>
         <w:pStyle w:val="Heading2"/>
@@ -18281,7 +18739,7 @@
         <w:t>练习题</w:t>
       </w:r>
     </w:p>
-    <w:bookmarkStart w:id="41" w:name="基础巩固6-题"/>
+    <w:bookmarkStart w:id="42" w:name="基础巩固6-题"/>
     <w:p>
       <w:pPr>
         <w:pStyle w:val="Heading3"/>
@@ -19442,8 +19900,8 @@
         <w:t>。</w:t>
       </w:r>
     </w:p>
-    <w:bookmarkEnd w:id="41"/>
-    <w:bookmarkStart w:id="42" w:name="竞赛入门6-题"/>
+    <w:bookmarkEnd w:id="42"/>
+    <w:bookmarkStart w:id="43" w:name="竞赛入门6-题"/>
     <w:p>
       <w:pPr>
         <w:pStyle w:val="Heading3"/>
@@ -20589,8 +21047,8 @@
         <w:t>）。</w:t>
       </w:r>
     </w:p>
-    <w:bookmarkEnd w:id="42"/>
-    <w:bookmarkStart w:id="43" w:name="真题挑战6-题竞赛风格改编"/>
+    <w:bookmarkEnd w:id="43"/>
+    <w:bookmarkStart w:id="44" w:name="真题挑战6-题竞赛风格改编"/>
     <w:p>
       <w:pPr>
         <w:pStyle w:val="Heading3"/>
@@ -22695,9 +23153,9 @@
         </w:pict>
       </w:r>
     </w:p>
-    <w:bookmarkEnd w:id="43"/>
     <w:bookmarkEnd w:id="44"/>
-    <w:bookmarkStart w:id="47" w:name="十一参考答案"/>
+    <w:bookmarkEnd w:id="45"/>
+    <w:bookmarkStart w:id="48" w:name="十一参考答案"/>
     <w:p>
       <w:pPr>
         <w:pStyle w:val="Heading2"/>
@@ -22722,7 +23180,7 @@
         <w:t>参考答案</w:t>
       </w:r>
     </w:p>
-    <w:bookmarkStart w:id="45" w:name="练一练"/>
+    <w:bookmarkStart w:id="46" w:name="练一练"/>
     <w:p>
       <w:pPr>
         <w:pStyle w:val="Heading3"/>
@@ -22767,7 +23225,7 @@
         <w:pStyle w:val="Compact"/>
         <w:numPr>
           <w:ilvl w:val="0"/>
-          <w:numId w:val="1004"/>
+          <w:numId w:val="1005"/>
         </w:numPr>
       </w:pPr>
       <w:r>
@@ -22973,7 +23431,7 @@
         <w:pStyle w:val="Compact"/>
         <w:numPr>
           <w:ilvl w:val="0"/>
-          <w:numId w:val="1004"/>
+          <w:numId w:val="1005"/>
         </w:numPr>
       </w:pPr>
       <w:r>
@@ -23401,8 +23859,8 @@
         <w:t>。）</w:t>
       </w:r>
     </w:p>
-    <w:bookmarkEnd w:id="45"/>
-    <w:bookmarkStart w:id="46" w:name="练习题"/>
+    <w:bookmarkEnd w:id="46"/>
+    <w:bookmarkStart w:id="47" w:name="练习题"/>
     <w:p>
       <w:pPr>
         <w:pStyle w:val="Heading3"/>
@@ -32852,9 +33310,9 @@
         <w:t>。</w:t>
       </w:r>
     </w:p>
-    <w:bookmarkEnd w:id="46"/>
     <w:bookmarkEnd w:id="47"/>
     <w:bookmarkEnd w:id="48"/>
+    <w:bookmarkEnd w:id="49"/>
     <w:sectPr>
       <w:footerReference w:type="default" r:id="rId9"/>
       <w:footnotePr>
@@ -33231,6 +33689,9 @@
     <w:abstractNumId w:val="991"/>
   </w:num>
   <w:num w:numId="1004">
+    <w:abstractNumId w:val="991"/>
+  </w:num>
+  <w:num w:numId="1005">
     <w:abstractNumId w:val="991"/>
   </w:num>
 </w:numbering>

--- a/06-学生侧材料/讲义/_数学工具/第5讲：偏导与全微分——当化学量不止依赖一个变量（Word清稿）.docx
+++ b/06-学生侧材料/讲义/_数学工具/第5讲：偏导与全微分——当化学量不止依赖一个变量（Word清稿）.docx
@@ -1380,7 +1380,7 @@
         <w:rPr>
           <w:rFonts w:hint="eastAsia" w:ascii="Times New Roman" w:hAnsi="Times New Roman" w:eastAsia="FangSong" w:cs="Times New Roman"/>
         </w:rPr>
-        <w:t>没什么可固定的</w:t>
+        <w:t>无需指定固定量</w:t>
       </w:r>
     </w:p>
     <w:p>
@@ -1536,7 +1536,7 @@
         <w:rPr>
           <w:rFonts w:hint="eastAsia" w:ascii="Times New Roman" w:hAnsi="Times New Roman" w:eastAsia="FangSong" w:cs="Times New Roman"/>
         </w:rPr>
-        <w:t xml:space="preserve">一句话记住</w:t>
+        <w:t xml:space="preserve">要点</w:t>
       </w:r>
       <w:r>
         <w:rPr>
@@ -1550,7 +1550,7 @@
           <w:b/>
           <w:bCs/>
         </w:rPr>
-        <w:t>偏导数就是</w:t>
+        <w:t>偏导数是在其余变量保持不变的条件下</w:t>
       </w:r>
       <w:r>
         <w:rPr>
@@ -1558,7 +1558,7 @@
           <w:b/>
           <w:bCs/>
         </w:rPr>
-        <w:t>「</w:t>
+        <w:t>，</w:t>
       </w:r>
       <w:r>
         <w:rPr>
@@ -1566,39 +1566,7 @@
           <w:b/>
           <w:bCs/>
         </w:rPr>
-        <w:t>只让一个变量动</w:t>
-      </w:r>
-      <w:r>
-        <w:rPr>
-          <w:rFonts w:hint="eastAsia" w:ascii="Times New Roman" w:hAnsi="Times New Roman" w:eastAsia="Times New Roman" w:cs="Times New Roman"/>
-          <w:b/>
-          <w:bCs/>
-        </w:rPr>
-        <w:t>，</w:t>
-      </w:r>
-      <w:r>
-        <w:rPr>
-          <w:rFonts w:hint="eastAsia" w:ascii="Times New Roman" w:hAnsi="Times New Roman" w:eastAsia="FangSong" w:cs="Times New Roman"/>
-          <w:b/>
-          <w:bCs/>
-        </w:rPr>
-        <w:t>其他都按住不许动</w:t>
-      </w:r>
-      <w:r>
-        <w:rPr>
-          <w:rFonts w:hint="eastAsia" w:ascii="Times New Roman" w:hAnsi="Times New Roman" w:eastAsia="Times New Roman" w:cs="Times New Roman"/>
-          <w:b/>
-          <w:bCs/>
-        </w:rPr>
-        <w:t>」</w:t>
-      </w:r>
-      <w:r>
-        <w:rPr>
-          <w:rFonts w:hint="eastAsia" w:ascii="Times New Roman" w:hAnsi="Times New Roman" w:eastAsia="FangSong" w:cs="Times New Roman"/>
-          <w:b/>
-          <w:bCs/>
-        </w:rPr>
-        <w:t>的导数</w:t>
+        <w:t>函数对某一变量的变化率</w:t>
       </w:r>
       <w:r>
         <w:rPr>
@@ -2995,7 +2963,7 @@
         <w:rPr>
           <w:rFonts w:hint="eastAsia" w:ascii="Times New Roman" w:hAnsi="Times New Roman" w:eastAsia="FangSong" w:cs="Times New Roman"/>
         </w:rPr>
-        <w:t>九成错误的来源</w:t>
+        <w:t>多数错误的来源</w:t>
       </w:r>
       <w:r>
         <w:rPr>
@@ -3194,7 +3162,7 @@
           <w:b/>
           <w:bCs/>
         </w:rPr>
-        <w:t>用第</w:t>
+        <w:t>按第</w:t>
       </w:r>
       <w:r>
         <w:rPr>
@@ -3210,7 +3178,7 @@
           <w:b/>
           <w:bCs/>
         </w:rPr>
-        <w:t>讲的老办法求导</w:t>
+        <w:t>讲的求导法则求导</w:t>
       </w:r>
       <w:r>
         <w:rPr>
@@ -5603,7 +5571,7 @@
           <w:b/>
           <w:bCs/>
         </w:rPr>
-        <w:t xml:space="preserve">扣除</w:t>
+        <w:t xml:space="preserve">排除</w:t>
       </w:r>
       <w:r>
         <w:rPr>
@@ -6492,7 +6460,7 @@
         <w:rPr>
           <w:rFonts w:hint="eastAsia" w:ascii="Times New Roman" w:hAnsi="Times New Roman" w:eastAsia="FangSong" w:cs="Times New Roman"/>
         </w:rPr>
-        <w:t>能挡掉大部分系数错误</w:t>
+        <w:t>可发现大部分系数错误</w:t>
       </w:r>
       <w:r>
         <w:rPr>
@@ -7836,7 +7804,7 @@
         <w:rPr>
           <w:rFonts w:hint="eastAsia" w:ascii="Times New Roman" w:hAnsi="Times New Roman" w:eastAsia="FangSong" w:cs="Times New Roman"/>
         </w:rPr>
-        <w:t>这条看起来平平无奇的定理</w:t>
+        <w:t>这条形式简单的定理</w:t>
       </w:r>
       <w:r>
         <w:rPr>
@@ -8660,7 +8628,7 @@
         <w:rPr>
           <w:rFonts w:hint="eastAsia" w:ascii="Times New Roman" w:hAnsi="Times New Roman" w:eastAsia="FangSong" w:cs="Times New Roman"/>
         </w:rPr>
-        <w:t>这不是钻牛角尖</w:t>
+        <w:t>这一区分并非无关紧要</w:t>
       </w:r>
       <w:r>
         <w:rPr>
@@ -10155,7 +10123,7 @@
         <w:rPr>
           <w:rFonts w:hint="eastAsia" w:ascii="Times New Roman" w:hAnsi="Times New Roman" w:eastAsia="FangSong" w:cs="Times New Roman"/>
         </w:rPr>
-        <w:t>它在数学上就是这个判据的失败</w:t>
+        <w:t>它在数学上表现为该判据不成立</w:t>
       </w:r>
       <w:r>
         <w:rPr>
@@ -11401,7 +11369,7 @@
         <w:rPr>
           <w:rFonts w:hint="eastAsia" w:ascii="Times New Roman" w:hAnsi="Times New Roman" w:eastAsia="FangSong" w:cs="Times New Roman"/>
         </w:rPr>
-        <w:t>不是背出来的</w:t>
+        <w:t>并非记忆所得</w:t>
       </w:r>
       <w:r>
         <w:rPr>
@@ -11413,7 +11381,7 @@
         <w:rPr>
           <w:rFonts w:hint="eastAsia" w:ascii="Times New Roman" w:hAnsi="Times New Roman" w:eastAsia="FangSong" w:cs="Times New Roman"/>
         </w:rPr>
-        <w:t>是混合偏导相等推出来的</w:t>
+        <w:t>而是由混合偏导相等推出</w:t>
       </w:r>
       <w:r>
         <w:rPr>
@@ -12294,23 +12262,7 @@
           <w:b/>
           <w:bCs/>
         </w:rPr>
-        <w:t xml:space="preserve">考场上现推只要</w:t>
-      </w:r>
-      <w:r>
-        <w:rPr>
-          <w:rFonts w:ascii="Times New Roman" w:hAnsi="Times New Roman" w:eastAsia="Times New Roman" w:cs="Times New Roman"/>
-          <w:b/>
-          <w:bCs/>
-        </w:rPr>
-        <w:t xml:space="preserve"> 20 </w:t>
-      </w:r>
-      <w:r>
-        <w:rPr>
-          <w:rFonts w:hint="eastAsia" w:ascii="Times New Roman" w:hAnsi="Times New Roman" w:eastAsia="FangSong" w:cs="Times New Roman"/>
-          <w:b/>
-          <w:bCs/>
-        </w:rPr>
-        <w:t xml:space="preserve">秒</w:t>
+        <w:t xml:space="preserve">考场上现场推导耗时很短</w:t>
       </w:r>
       <w:r>
         <w:rPr>
@@ -12429,7 +12381,7 @@
     </w:p>
     <w:bookmarkEnd w:id="31"/>
     <w:bookmarkEnd w:id="32"/>
-    <w:bookmarkStart w:id="36" w:name="七误差传递-的另一个主战场"/>
+    <w:bookmarkStart w:id="36" w:name="七误差传递偏导的另一类应用"/>
     <w:p>
       <w:pPr>
         <w:pStyle w:val="Heading2"/>
@@ -12461,22 +12413,9 @@
       </w:r>
       <w:r>
         <w:rPr>
-          <w:rStyle w:val="VerbatimChar"/>
-          <w:rFonts w:ascii="Times New Roman" w:hAnsi="Times New Roman" w:eastAsia="Times New Roman" w:cs="Times New Roman"/>
-        </w:rPr>
-        <w:t xml:space="preserve">∂</w:t>
-      </w:r>
-      <w:r>
-        <w:rPr>
-          <w:rFonts w:ascii="Times New Roman" w:hAnsi="Times New Roman" w:eastAsia="Times New Roman" w:cs="Times New Roman"/>
-        </w:rPr>
-        <w:t xml:space="preserve"> </w:t>
-      </w:r>
-      <w:r>
-        <w:rPr>
           <w:rFonts w:hint="eastAsia" w:ascii="Times New Roman" w:hAnsi="Times New Roman" w:eastAsia="SimHei" w:cs="Times New Roman"/>
         </w:rPr>
-        <w:t xml:space="preserve">的另一个主战场</w:t>
+        <w:t>偏导的另一类应用</w:t>
       </w:r>
     </w:p>
     <w:p>
@@ -13578,7 +13517,7 @@
       </w:r>
     </w:p>
     <w:bookmarkEnd w:id="34"/>
-    <w:bookmarkStart w:id="35" w:name="三个常用特例建议背下来"/>
+    <w:bookmarkStart w:id="35" w:name="三个常用特例建议熟记"/>
     <w:p>
       <w:pPr>
         <w:pStyle w:val="Heading3"/>
@@ -13606,7 +13545,7 @@
         <w:rPr>
           <w:rFonts w:hint="eastAsia" w:ascii="Times New Roman" w:hAnsi="Times New Roman" w:eastAsia="SimHei" w:cs="Times New Roman"/>
         </w:rPr>
-        <w:t>建议背下来</w:t>
+        <w:t>建议熟记</w:t>
       </w:r>
       <w:r>
         <w:rPr>
@@ -14845,7 +14784,7 @@
         <w:rPr>
           <w:rFonts w:hint="eastAsia" w:ascii="Times New Roman" w:hAnsi="Times New Roman" w:eastAsia="FangSong" w:cs="Times New Roman"/>
         </w:rPr>
-        <w:t>把温度计换得更准是浪费</w:t>
+        <w:t>更换更精密的温度计意义不大</w:t>
       </w:r>
       <w:r>
         <w:rPr>
@@ -14912,7 +14851,7 @@
         <w:rPr>
           <w:rFonts w:hint="eastAsia" w:ascii="Times New Roman" w:hAnsi="Times New Roman" w:eastAsia="FangSong" w:cs="Times New Roman"/>
         </w:rPr>
-        <w:t>盲目提高所有仪器的精度是最常见的浪费</w:t>
+        <w:t>盲目提高所有仪器的精度是最常见的无谓投入</w:t>
       </w:r>
       <w:r>
         <w:rPr>
@@ -16115,7 +16054,7 @@
         <w:rPr>
           <w:rFonts w:hint="eastAsia" w:ascii="Times New Roman" w:hAnsi="Times New Roman" w:eastAsia="FangSong" w:cs="Times New Roman"/>
         </w:rPr>
-        <w:t xml:space="preserve">这类式子的共同套路</w:t>
+        <w:t xml:space="preserve">这类式子的通用步骤</w:t>
       </w:r>
       <w:r>
         <w:rPr>
